--- a/docassemble/AKA2JBranding/data/templates/decide_after_improper_service_content.docx
+++ b/docassemble/AKA2JBranding/data/templates/decide_after_improper_service_content.docx
@@ -8,7 +8,17 @@
         <w:widowControl w:val="0"/>
       </w:pPr>
       <w:r>
-        <w:t>If {{ other_party_in_case }} properly served you, you should file an Answer within 20 days or you risk default judgment</w:t>
+        <w:t xml:space="preserve">If {{ other_party_in_case }} properly served you, you should file an </w:t>
+      </w:r>
+      <w:r>
+        <w:rPr>
+          <w:b/>
+          <w:bCs/>
+        </w:rPr>
+        <w:t>Answer</w:t>
+      </w:r>
+      <w:r>
+        <w:t xml:space="preserve"> within 20 days or you risk default judgment</w:t>
       </w:r>
       <w:r>
         <w:t>.</w:t>
@@ -180,7 +190,31 @@
         <w:rPr>
           <w:rFonts w:eastAsia="Helvetica"/>
         </w:rPr>
-        <w:t>ou want to tell the Alaska court it does not have jurisdiction, or</w:t>
+        <w:t>ou want to tell the Alaska court it does not have jurisdiction</w:t>
+      </w:r>
+      <w:r>
+        <w:rPr>
+          <w:rFonts w:eastAsia="Helvetica"/>
+        </w:rPr>
+        <w:t>.</w:t>
+      </w:r>
+      <w:r>
+        <w:rPr>
+          <w:rFonts w:eastAsia="Helvetica"/>
+        </w:rPr>
+        <w:t xml:space="preserve"> </w:t>
+      </w:r>
+      <w:r>
+        <w:rPr>
+          <w:rFonts w:eastAsia="Helvetica"/>
+        </w:rPr>
+        <w:t>O</w:t>
+      </w:r>
+      <w:r>
+        <w:rPr>
+          <w:rFonts w:eastAsia="Helvetica"/>
+        </w:rPr>
+        <w:t>r</w:t>
       </w:r>
     </w:p>
     <w:p>
@@ -359,7 +393,7 @@
         </w:rPr>
         <w:t xml:space="preserve">If you do not have a copy of the filed documents, you can ask {{ other_party_in_case}} or get a copy from your file at the courthouse. Read about </w:t>
       </w:r>
-      <w:hyperlink r:id="rId5" w:anchor="recs">
+      <w:hyperlink r:id="rId5">
         <w:r>
           <w:rPr>
             <w:rStyle w:val="Hyperlink"/>
@@ -499,7 +533,7 @@
           <w:szCs w:val="24"/>
         </w:rPr>
       </w:pPr>
-      <w:hyperlink r:id="rId7" w:anchor="recs">
+      <w:hyperlink r:id="rId7">
         <w:r>
           <w:rPr>
             <w:rStyle w:val="Hyperlink"/>
@@ -511,49 +545,35 @@
           <w:br/>
         </w:r>
       </w:hyperlink>
-      <w:r>
-        <w:rPr>
-          <w:rFonts w:ascii="Helvetica" w:eastAsia="Helvetica" w:hAnsi="Helvetica" w:cs="Helvetica"/>
-          <w:color w:val="202529"/>
-          <w:sz w:val="24"/>
-          <w:szCs w:val="24"/>
-        </w:rPr>
-        <w:t>courts.alaska.gov/</w:t>
-      </w:r>
-      <w:proofErr w:type="spellStart"/>
-      <w:r>
-        <w:rPr>
-          <w:rFonts w:ascii="Helvetica" w:eastAsia="Helvetica" w:hAnsi="Helvetica" w:cs="Helvetica"/>
-          <w:color w:val="202529"/>
-          <w:sz w:val="24"/>
-          <w:szCs w:val="24"/>
-        </w:rPr>
-        <w:t>trialcourts</w:t>
-      </w:r>
-      <w:proofErr w:type="spellEnd"/>
-      <w:r>
-        <w:rPr>
-          <w:rFonts w:ascii="Helvetica" w:eastAsia="Helvetica" w:hAnsi="Helvetica" w:cs="Helvetica"/>
-          <w:color w:val="202529"/>
-          <w:sz w:val="24"/>
-          <w:szCs w:val="24"/>
-        </w:rPr>
-        <w:t>/</w:t>
-      </w:r>
-      <w:proofErr w:type="spellStart"/>
-      <w:r>
-        <w:rPr>
-          <w:rFonts w:ascii="Helvetica" w:eastAsia="Helvetica" w:hAnsi="Helvetica" w:cs="Helvetica"/>
-          <w:color w:val="202529"/>
-          <w:sz w:val="24"/>
-          <w:szCs w:val="24"/>
-        </w:rPr>
-        <w:t>index.htm#recs</w:t>
-      </w:r>
-      <w:proofErr w:type="spellEnd"/>
+      <w:hyperlink r:id="rId8" w:history="1">
+        <w:r>
+          <w:rPr>
+            <w:rStyle w:val="Hyperlink"/>
+            <w:rFonts w:eastAsia="Helvetica"/>
+            <w:spacing w:val="0"/>
+          </w:rPr>
+          <w:t>ak-courts.info/</w:t>
+        </w:r>
+        <w:proofErr w:type="spellStart"/>
+        <w:r>
+          <w:rPr>
+            <w:rStyle w:val="Hyperlink"/>
+            <w:rFonts w:eastAsia="Helvetica"/>
+            <w:spacing w:val="0"/>
+          </w:rPr>
+          <w:t>recordsrequest</w:t>
+        </w:r>
+        <w:proofErr w:type="spellEnd"/>
+      </w:hyperlink>
     </w:p>
     <w:p>
-      <w:hyperlink r:id="rId8">
+      <w:pPr>
+        <w:rPr>
+          <w:rStyle w:val="Hyperlink"/>
+          <w:rFonts w:eastAsia="Helvetica"/>
+        </w:rPr>
+      </w:pPr>
+      <w:hyperlink r:id="rId9">
         <w:r>
           <w:rPr>
             <w:rStyle w:val="Hyperlink"/>
@@ -565,14 +585,11 @@
           <w:br/>
         </w:r>
       </w:hyperlink>
-      <w:hyperlink r:id="rId9" w:history="1">
+      <w:hyperlink r:id="rId10" w:history="1">
         <w:r>
           <w:rPr>
             <w:rStyle w:val="Hyperlink"/>
-            <w:rFonts w:ascii="Calibri" w:hAnsi="Calibri" w:cs="Calibri"/>
-            <w:spacing w:val="0"/>
-            <w:sz w:val="22"/>
-            <w:szCs w:val="22"/>
+            <w:rFonts w:eastAsia="Helvetica"/>
           </w:rPr>
           <w:t>ak-courts.info/</w:t>
         </w:r>
@@ -580,10 +597,7 @@
         <w:r>
           <w:rPr>
             <w:rStyle w:val="Hyperlink"/>
-            <w:rFonts w:ascii="Calibri" w:hAnsi="Calibri" w:cs="Calibri"/>
-            <w:spacing w:val="0"/>
-            <w:sz w:val="22"/>
-            <w:szCs w:val="22"/>
+            <w:rFonts w:eastAsia="Helvetica"/>
           </w:rPr>
           <w:t>courtview</w:t>
         </w:r>
@@ -2957,7 +2971,7 @@
     <w:lsdException w:name="Table Web 2" w:semiHidden="1" w:unhideWhenUsed="1"/>
     <w:lsdException w:name="Table Web 3" w:semiHidden="1" w:unhideWhenUsed="1"/>
     <w:lsdException w:name="Balloon Text" w:semiHidden="1" w:unhideWhenUsed="1"/>
-    <w:lsdException w:name="Table Grid" w:semiHidden="1" w:uiPriority="39" w:unhideWhenUsed="1"/>
+    <w:lsdException w:name="Table Grid" w:uiPriority="39"/>
     <w:lsdException w:name="Table Theme" w:semiHidden="1" w:unhideWhenUsed="1"/>
     <w:lsdException w:name="Placeholder Text" w:semiHidden="1"/>
     <w:lsdException w:name="No Spacing" w:uiPriority="1" w:qFormat="1"/>
